--- a/reports/Rapport de conception.docx
+++ b/reports/Rapport de conception.docx
@@ -55,7 +55,7 @@
           <w:u w:val="single"/>
         </w:rPr>
       </w:pPr>
-      <w:bookmarkStart w:id="0" w:name="_Toc233975189"/>
+      <w:bookmarkStart w:id="0" w:name="_Toc234917843"/>
       <w:r>
         <w:rPr>
           <w:rFonts w:asciiTheme="majorBidi" w:hAnsiTheme="majorBidi"/>
@@ -214,23 +214,7 @@
                                 <w:sz w:val="32"/>
                                 <w:szCs w:val="32"/>
                               </w:rPr>
-                              <w:t>Encadre</w:t>
-                            </w:r>
-                            <w:r>
-                              <w:rPr>
-                                <w:rFonts w:asciiTheme="majorBidi" w:hAnsiTheme="majorBidi" w:cstheme="majorBidi"/>
-                                <w:sz w:val="32"/>
-                                <w:szCs w:val="32"/>
-                              </w:rPr>
-                              <w:t xml:space="preserve"> par : </w:t>
-                            </w:r>
-                            <w:r>
-                              <w:rPr>
-                                <w:rFonts w:asciiTheme="majorBidi" w:hAnsiTheme="majorBidi" w:cstheme="majorBidi"/>
-                                <w:sz w:val="32"/>
-                                <w:szCs w:val="32"/>
-                              </w:rPr>
-                              <w:t xml:space="preserve">M. Azizi </w:t>
+                              <w:t xml:space="preserve">Encadre par : M. Azizi </w:t>
                             </w:r>
                             <w:proofErr w:type="gramStart"/>
                             <w:r>
@@ -299,23 +283,7 @@
                           <w:sz w:val="32"/>
                           <w:szCs w:val="32"/>
                         </w:rPr>
-                        <w:t>Encadre</w:t>
-                      </w:r>
-                      <w:r>
-                        <w:rPr>
-                          <w:rFonts w:asciiTheme="majorBidi" w:hAnsiTheme="majorBidi" w:cstheme="majorBidi"/>
-                          <w:sz w:val="32"/>
-                          <w:szCs w:val="32"/>
-                        </w:rPr>
-                        <w:t xml:space="preserve"> par : </w:t>
-                      </w:r>
-                      <w:r>
-                        <w:rPr>
-                          <w:rFonts w:asciiTheme="majorBidi" w:hAnsiTheme="majorBidi" w:cstheme="majorBidi"/>
-                          <w:sz w:val="32"/>
-                          <w:szCs w:val="32"/>
-                        </w:rPr>
-                        <w:t xml:space="preserve">M. Azizi </w:t>
+                        <w:t xml:space="preserve">Encadre par : M. Azizi </w:t>
                       </w:r>
                       <w:proofErr w:type="gramStart"/>
                       <w:r>
@@ -609,8 +577,13 @@
     <w:sdt>
       <w:sdtPr>
         <w:rPr>
-          <w:rFonts w:asciiTheme="majorBidi" w:hAnsiTheme="majorBidi"/>
+          <w:rFonts w:asciiTheme="majorBidi" w:eastAsiaTheme="minorHAnsi" w:hAnsiTheme="majorBidi" w:cstheme="minorBidi"/>
           <w:color w:val="auto"/>
+          <w:kern w:val="2"/>
+          <w:sz w:val="22"/>
+          <w:szCs w:val="22"/>
+          <w:lang w:eastAsia="en-US"/>
+          <w14:ligatures w14:val="standardContextual"/>
         </w:rPr>
         <w:id w:val="186728878"/>
         <w:docPartObj>
@@ -620,14 +593,8 @@
       </w:sdtPr>
       <w:sdtEndPr>
         <w:rPr>
-          <w:rFonts w:eastAsiaTheme="minorHAnsi"/>
-          <w:b/>
-          <w:bCs/>
-          <w:kern w:val="2"/>
-          <w:sz w:val="22"/>
-          <w:szCs w:val="22"/>
-          <w:lang w:eastAsia="en-US"/>
-          <w14:ligatures w14:val="standardContextual"/>
+          <w:b/>
+          <w:bCs/>
         </w:rPr>
       </w:sdtEndPr>
       <w:sdtContent>
@@ -681,7 +648,7 @@
             </w:rPr>
             <w:fldChar w:fldCharType="separate"/>
           </w:r>
-          <w:hyperlink w:anchor="_Toc233975189" w:history="1">
+          <w:hyperlink w:anchor="_Toc234917843" w:history="1">
             <w:r>
               <w:rPr>
                 <w:rStyle w:val="Lienhypertexte"/>
@@ -713,7 +680,7 @@
                 <w:noProof/>
                 <w:webHidden/>
               </w:rPr>
-              <w:instrText xml:space="preserve"> PAGEREF _Toc233975189 \h </w:instrText>
+              <w:instrText xml:space="preserve"> PAGEREF _Toc234917843 \h </w:instrText>
             </w:r>
             <w:r>
               <w:rPr>
@@ -759,7 +726,7 @@
               <w:lang w:eastAsia="fr-FR"/>
             </w:rPr>
           </w:pPr>
-          <w:hyperlink w:anchor="_Toc233975190" w:history="1">
+          <w:hyperlink w:anchor="_Toc234917844" w:history="1">
             <w:r>
               <w:rPr>
                 <w:rStyle w:val="Lienhypertexte"/>
@@ -809,7 +776,7 @@
                 <w:noProof/>
                 <w:webHidden/>
               </w:rPr>
-              <w:instrText xml:space="preserve"> PAGEREF _Toc233975190 \h </w:instrText>
+              <w:instrText xml:space="preserve"> PAGEREF _Toc234917844 \h </w:instrText>
             </w:r>
             <w:r>
               <w:rPr>
@@ -855,7 +822,7 @@
               <w:lang w:eastAsia="fr-FR"/>
             </w:rPr>
           </w:pPr>
-          <w:hyperlink w:anchor="_Toc233975191" w:history="1">
+          <w:hyperlink w:anchor="_Toc234917845" w:history="1">
             <w:r>
               <w:rPr>
                 <w:rStyle w:val="Lienhypertexte"/>
@@ -905,7 +872,7 @@
                 <w:noProof/>
                 <w:webHidden/>
               </w:rPr>
-              <w:instrText xml:space="preserve"> PAGEREF _Toc233975191 \h </w:instrText>
+              <w:instrText xml:space="preserve"> PAGEREF _Toc234917845 \h </w:instrText>
             </w:r>
             <w:r>
               <w:rPr>
@@ -951,7 +918,7 @@
               <w:lang w:eastAsia="fr-FR"/>
             </w:rPr>
           </w:pPr>
-          <w:hyperlink w:anchor="_Toc233975192" w:history="1">
+          <w:hyperlink w:anchor="_Toc234917846" w:history="1">
             <w:r>
               <w:rPr>
                 <w:rStyle w:val="Lienhypertexte"/>
@@ -1001,7 +968,7 @@
                 <w:noProof/>
                 <w:webHidden/>
               </w:rPr>
-              <w:instrText xml:space="preserve"> PAGEREF _Toc233975192 \h </w:instrText>
+              <w:instrText xml:space="preserve"> PAGEREF _Toc234917846 \h </w:instrText>
             </w:r>
             <w:r>
               <w:rPr>
@@ -1046,7 +1013,7 @@
               <w:lang w:eastAsia="fr-FR"/>
             </w:rPr>
           </w:pPr>
-          <w:hyperlink w:anchor="_Toc233975193" w:history="1">
+          <w:hyperlink w:anchor="_Toc234917847" w:history="1">
             <w:r>
               <w:rPr>
                 <w:rStyle w:val="Lienhypertexte"/>
@@ -1055,7 +1022,7 @@
                 <w:bCs/>
                 <w:noProof/>
               </w:rPr>
-              <w:t>4.1 Présentation du jeu de données</w:t>
+              <w:t>3.1 Présentation du jeu de données</w:t>
             </w:r>
             <w:r>
               <w:rPr>
@@ -1076,7 +1043,7 @@
                 <w:noProof/>
                 <w:webHidden/>
               </w:rPr>
-              <w:instrText xml:space="preserve"> PAGEREF _Toc233975193 \h </w:instrText>
+              <w:instrText xml:space="preserve"> PAGEREF _Toc234917847 \h </w:instrText>
             </w:r>
             <w:r>
               <w:rPr>
@@ -1121,7 +1088,7 @@
               <w:lang w:eastAsia="fr-FR"/>
             </w:rPr>
           </w:pPr>
-          <w:hyperlink w:anchor="_Toc233975194" w:history="1">
+          <w:hyperlink w:anchor="_Toc234917848" w:history="1">
             <w:r>
               <w:rPr>
                 <w:rStyle w:val="Lienhypertexte"/>
@@ -1130,7 +1097,7 @@
                 <w:bCs/>
                 <w:noProof/>
               </w:rPr>
-              <w:t>4.2 Justification du choix</w:t>
+              <w:t>3.2 Justification du choix</w:t>
             </w:r>
             <w:r>
               <w:rPr>
@@ -1151,7 +1118,7 @@
                 <w:noProof/>
                 <w:webHidden/>
               </w:rPr>
-              <w:instrText xml:space="preserve"> PAGEREF _Toc233975194 \h </w:instrText>
+              <w:instrText xml:space="preserve"> PAGEREF _Toc234917848 \h </w:instrText>
             </w:r>
             <w:r>
               <w:rPr>
@@ -1196,7 +1163,7 @@
               <w:lang w:eastAsia="fr-FR"/>
             </w:rPr>
           </w:pPr>
-          <w:hyperlink w:anchor="_Toc233975195" w:history="1">
+          <w:hyperlink w:anchor="_Toc234917849" w:history="1">
             <w:r>
               <w:rPr>
                 <w:rStyle w:val="Lienhypertexte"/>
@@ -1205,7 +1172,7 @@
                 <w:bCs/>
                 <w:noProof/>
               </w:rPr>
-              <w:t>4.3 Caractéristiques du jeu de données</w:t>
+              <w:t>3.3 Caractéristiques du jeu de données</w:t>
             </w:r>
             <w:r>
               <w:rPr>
@@ -1226,7 +1193,7 @@
                 <w:noProof/>
                 <w:webHidden/>
               </w:rPr>
-              <w:instrText xml:space="preserve"> PAGEREF _Toc233975195 \h </w:instrText>
+              <w:instrText xml:space="preserve"> PAGEREF _Toc234917849 \h </w:instrText>
             </w:r>
             <w:r>
               <w:rPr>
@@ -1271,7 +1238,7 @@
               <w:lang w:eastAsia="fr-FR"/>
             </w:rPr>
           </w:pPr>
-          <w:hyperlink w:anchor="_Toc233975196" w:history="1">
+          <w:hyperlink w:anchor="_Toc234917850" w:history="1">
             <w:r>
               <w:rPr>
                 <w:rStyle w:val="Lienhypertexte"/>
@@ -1280,7 +1247,7 @@
                 <w:bCs/>
                 <w:noProof/>
               </w:rPr>
-              <w:t>4.4 Analyse préliminaire des données</w:t>
+              <w:t>3.4 Analyse préliminaire des données</w:t>
             </w:r>
             <w:r>
               <w:rPr>
@@ -1301,7 +1268,7 @@
                 <w:noProof/>
                 <w:webHidden/>
               </w:rPr>
-              <w:instrText xml:space="preserve"> PAGEREF _Toc233975196 \h </w:instrText>
+              <w:instrText xml:space="preserve"> PAGEREF _Toc234917850 \h </w:instrText>
             </w:r>
             <w:r>
               <w:rPr>
@@ -1347,7 +1314,7 @@
               <w:lang w:eastAsia="fr-FR"/>
             </w:rPr>
           </w:pPr>
-          <w:hyperlink w:anchor="_Toc233975197" w:history="1">
+          <w:hyperlink w:anchor="_Toc234917851" w:history="1">
             <w:r>
               <w:rPr>
                 <w:rStyle w:val="Lienhypertexte"/>
@@ -1397,7 +1364,7 @@
                 <w:noProof/>
                 <w:webHidden/>
               </w:rPr>
-              <w:instrText xml:space="preserve"> PAGEREF _Toc233975197 \h </w:instrText>
+              <w:instrText xml:space="preserve"> PAGEREF _Toc234917851 \h </w:instrText>
             </w:r>
             <w:r>
               <w:rPr>
@@ -1442,7 +1409,7 @@
               <w:lang w:eastAsia="fr-FR"/>
             </w:rPr>
           </w:pPr>
-          <w:hyperlink w:anchor="_Toc233975198" w:history="1">
+          <w:hyperlink w:anchor="_Toc234917852" w:history="1">
             <w:r>
               <w:rPr>
                 <w:rStyle w:val="Lienhypertexte"/>
@@ -1451,7 +1418,7 @@
                 <w:bCs/>
                 <w:noProof/>
               </w:rPr>
-              <w:t>5.1 Fusion des fichiers du jeu de données</w:t>
+              <w:t>4.1 Fusion des fichiers du jeu de données</w:t>
             </w:r>
             <w:r>
               <w:rPr>
@@ -1472,7 +1439,7 @@
                 <w:noProof/>
                 <w:webHidden/>
               </w:rPr>
-              <w:instrText xml:space="preserve"> PAGEREF _Toc233975198 \h </w:instrText>
+              <w:instrText xml:space="preserve"> PAGEREF _Toc234917852 \h </w:instrText>
             </w:r>
             <w:r>
               <w:rPr>
@@ -1517,7 +1484,7 @@
               <w:lang w:eastAsia="fr-FR"/>
             </w:rPr>
           </w:pPr>
-          <w:hyperlink w:anchor="_Toc233975199" w:history="1">
+          <w:hyperlink w:anchor="_Toc234917853" w:history="1">
             <w:r>
               <w:rPr>
                 <w:rStyle w:val="Lienhypertexte"/>
@@ -1526,7 +1493,7 @@
                 <w:bCs/>
                 <w:noProof/>
               </w:rPr>
-              <w:t>5.2 Analyse de la qualité des données</w:t>
+              <w:t>4.2 Analyse de la qualité des données</w:t>
             </w:r>
             <w:r>
               <w:rPr>
@@ -1547,7 +1514,7 @@
                 <w:noProof/>
                 <w:webHidden/>
               </w:rPr>
-              <w:instrText xml:space="preserve"> PAGEREF _Toc233975199 \h </w:instrText>
+              <w:instrText xml:space="preserve"> PAGEREF _Toc234917853 \h </w:instrText>
             </w:r>
             <w:r>
               <w:rPr>
@@ -1592,7 +1559,7 @@
               <w:lang w:eastAsia="fr-FR"/>
             </w:rPr>
           </w:pPr>
-          <w:hyperlink w:anchor="_Toc233975200" w:history="1">
+          <w:hyperlink w:anchor="_Toc234917854" w:history="1">
             <w:r>
               <w:rPr>
                 <w:rStyle w:val="Lienhypertexte"/>
@@ -1601,7 +1568,7 @@
                 <w:bCs/>
                 <w:noProof/>
               </w:rPr>
-              <w:t>5.3 Suppression des doublons</w:t>
+              <w:t>4.3 Suppression des doublons</w:t>
             </w:r>
             <w:r>
               <w:rPr>
@@ -1622,7 +1589,7 @@
                 <w:noProof/>
                 <w:webHidden/>
               </w:rPr>
-              <w:instrText xml:space="preserve"> PAGEREF _Toc233975200 \h </w:instrText>
+              <w:instrText xml:space="preserve"> PAGEREF _Toc234917854 \h </w:instrText>
             </w:r>
             <w:r>
               <w:rPr>
@@ -1667,7 +1634,7 @@
               <w:lang w:eastAsia="fr-FR"/>
             </w:rPr>
           </w:pPr>
-          <w:hyperlink w:anchor="_Toc233975201" w:history="1">
+          <w:hyperlink w:anchor="_Toc234917855" w:history="1">
             <w:r>
               <w:rPr>
                 <w:rStyle w:val="Lienhypertexte"/>
@@ -1676,7 +1643,7 @@
                 <w:bCs/>
                 <w:noProof/>
               </w:rPr>
-              <w:t>5.4 Traitement des valeurs infinies et des valeurs manquantes</w:t>
+              <w:t>4.4 Traitement des valeurs infinies et des valeurs manquantes</w:t>
             </w:r>
             <w:r>
               <w:rPr>
@@ -1697,7 +1664,7 @@
                 <w:noProof/>
                 <w:webHidden/>
               </w:rPr>
-              <w:instrText xml:space="preserve"> PAGEREF _Toc233975201 \h </w:instrText>
+              <w:instrText xml:space="preserve"> PAGEREF _Toc234917855 \h </w:instrText>
             </w:r>
             <w:r>
               <w:rPr>
@@ -1742,7 +1709,7 @@
               <w:lang w:eastAsia="fr-FR"/>
             </w:rPr>
           </w:pPr>
-          <w:hyperlink w:anchor="_Toc233975202" w:history="1">
+          <w:hyperlink w:anchor="_Toc234917856" w:history="1">
             <w:r>
               <w:rPr>
                 <w:rStyle w:val="Lienhypertexte"/>
@@ -1751,7 +1718,7 @@
                 <w:bCs/>
                 <w:noProof/>
               </w:rPr>
-              <w:t>5.5 Encodage de la variable cible</w:t>
+              <w:t>4.5 Encodage de la variable cible</w:t>
             </w:r>
             <w:r>
               <w:rPr>
@@ -1772,7 +1739,7 @@
                 <w:noProof/>
                 <w:webHidden/>
               </w:rPr>
-              <w:instrText xml:space="preserve"> PAGEREF _Toc233975202 \h </w:instrText>
+              <w:instrText xml:space="preserve"> PAGEREF _Toc234917856 \h </w:instrText>
             </w:r>
             <w:r>
               <w:rPr>
@@ -1817,7 +1784,7 @@
               <w:lang w:eastAsia="fr-FR"/>
             </w:rPr>
           </w:pPr>
-          <w:hyperlink w:anchor="_Toc233975203" w:history="1">
+          <w:hyperlink w:anchor="_Toc234917857" w:history="1">
             <w:r>
               <w:rPr>
                 <w:rStyle w:val="Lienhypertexte"/>
@@ -1826,7 +1793,7 @@
                 <w:bCs/>
                 <w:noProof/>
               </w:rPr>
-              <w:t>5.6 Séparation des données</w:t>
+              <w:t>4.6 Séparation des données</w:t>
             </w:r>
             <w:r>
               <w:rPr>
@@ -1847,7 +1814,7 @@
                 <w:noProof/>
                 <w:webHidden/>
               </w:rPr>
-              <w:instrText xml:space="preserve"> PAGEREF _Toc233975203 \h </w:instrText>
+              <w:instrText xml:space="preserve"> PAGEREF _Toc234917857 \h </w:instrText>
             </w:r>
             <w:r>
               <w:rPr>
@@ -1892,7 +1859,7 @@
               <w:lang w:eastAsia="fr-FR"/>
             </w:rPr>
           </w:pPr>
-          <w:hyperlink w:anchor="_Toc233975204" w:history="1">
+          <w:hyperlink w:anchor="_Toc234917858" w:history="1">
             <w:r>
               <w:rPr>
                 <w:rStyle w:val="Lienhypertexte"/>
@@ -1901,7 +1868,7 @@
                 <w:bCs/>
                 <w:noProof/>
               </w:rPr>
-              <w:t>5.7 Résultat du prétraitement</w:t>
+              <w:t>4.7 Résultat du prétraitement</w:t>
             </w:r>
             <w:r>
               <w:rPr>
@@ -1922,7 +1889,7 @@
                 <w:noProof/>
                 <w:webHidden/>
               </w:rPr>
-              <w:instrText xml:space="preserve"> PAGEREF _Toc233975204 \h </w:instrText>
+              <w:instrText xml:space="preserve"> PAGEREF _Toc234917858 \h </w:instrText>
             </w:r>
             <w:r>
               <w:rPr>
@@ -2032,7 +1999,7 @@
           <w:color w:val="auto"/>
         </w:rPr>
       </w:pPr>
-      <w:bookmarkStart w:id="1" w:name="_Toc233975190"/>
+      <w:bookmarkStart w:id="1" w:name="_Toc234917844"/>
       <w:r>
         <w:rPr>
           <w:rFonts w:asciiTheme="majorBidi" w:hAnsiTheme="majorBidi"/>
@@ -2134,7 +2101,7 @@
           <w:color w:val="auto"/>
         </w:rPr>
       </w:pPr>
-      <w:bookmarkStart w:id="2" w:name="_Toc233975191"/>
+      <w:bookmarkStart w:id="2" w:name="_Toc234917845"/>
       <w:r>
         <w:rPr>
           <w:rFonts w:asciiTheme="majorBidi" w:hAnsiTheme="majorBidi"/>
@@ -2259,7 +2226,7 @@
           <w:color w:val="auto"/>
         </w:rPr>
       </w:pPr>
-      <w:bookmarkStart w:id="3" w:name="_Toc233975192"/>
+      <w:bookmarkStart w:id="3" w:name="_Toc234917846"/>
       <w:r>
         <w:rPr>
           <w:rFonts w:asciiTheme="majorBidi" w:hAnsiTheme="majorBidi"/>
@@ -2283,7 +2250,7 @@
           <w:color w:val="auto"/>
         </w:rPr>
       </w:pPr>
-      <w:bookmarkStart w:id="4" w:name="_Toc233975193"/>
+      <w:bookmarkStart w:id="4" w:name="_Toc234917847"/>
       <w:r>
         <w:rPr>
           <w:rFonts w:asciiTheme="majorBidi" w:hAnsiTheme="majorBidi"/>
@@ -2291,7 +2258,16 @@
           <w:bCs/>
           <w:color w:val="auto"/>
         </w:rPr>
-        <w:t>4.1 Présentation du jeu de données</w:t>
+        <w:t>3</w:t>
+      </w:r>
+      <w:r>
+        <w:rPr>
+          <w:rFonts w:asciiTheme="majorBidi" w:hAnsiTheme="majorBidi"/>
+          <w:b/>
+          <w:bCs/>
+          <w:color w:val="auto"/>
+        </w:rPr>
+        <w:t>.1 Présentation du jeu de données</w:t>
       </w:r>
       <w:bookmarkEnd w:id="4"/>
     </w:p>
@@ -2387,7 +2363,7 @@
           <w:color w:val="auto"/>
         </w:rPr>
       </w:pPr>
-      <w:bookmarkStart w:id="5" w:name="_Toc233975194"/>
+      <w:bookmarkStart w:id="5" w:name="_Toc234917848"/>
       <w:r>
         <w:rPr>
           <w:rFonts w:asciiTheme="majorBidi" w:hAnsiTheme="majorBidi"/>
@@ -2395,7 +2371,16 @@
           <w:bCs/>
           <w:color w:val="auto"/>
         </w:rPr>
-        <w:t>4.2 Justification du choix</w:t>
+        <w:t>3</w:t>
+      </w:r>
+      <w:r>
+        <w:rPr>
+          <w:rFonts w:asciiTheme="majorBidi" w:hAnsiTheme="majorBidi"/>
+          <w:b/>
+          <w:bCs/>
+          <w:color w:val="auto"/>
+        </w:rPr>
+        <w:t>.2 Justification du choix</w:t>
       </w:r>
       <w:bookmarkEnd w:id="5"/>
     </w:p>
@@ -2647,7 +2632,7 @@
           <w:color w:val="auto"/>
         </w:rPr>
       </w:pPr>
-      <w:bookmarkStart w:id="6" w:name="_Toc233975195"/>
+      <w:bookmarkStart w:id="6" w:name="_Toc234917849"/>
       <w:r>
         <w:rPr>
           <w:rFonts w:asciiTheme="majorBidi" w:hAnsiTheme="majorBidi"/>
@@ -2656,7 +2641,16 @@
           <w:color w:val="auto"/>
         </w:rPr>
         <w:lastRenderedPageBreak/>
-        <w:t>4.3 Caractéristiques du jeu de données</w:t>
+        <w:t>3</w:t>
+      </w:r>
+      <w:r>
+        <w:rPr>
+          <w:rFonts w:asciiTheme="majorBidi" w:hAnsiTheme="majorBidi"/>
+          <w:b/>
+          <w:bCs/>
+          <w:color w:val="auto"/>
+        </w:rPr>
+        <w:t>.3 Caractéristiques du jeu de données</w:t>
       </w:r>
       <w:bookmarkEnd w:id="6"/>
     </w:p>
@@ -2883,7 +2877,7 @@
           <w:color w:val="auto"/>
         </w:rPr>
       </w:pPr>
-      <w:bookmarkStart w:id="7" w:name="_Toc233975196"/>
+      <w:bookmarkStart w:id="7" w:name="_Toc234917850"/>
       <w:r>
         <w:rPr>
           <w:rFonts w:asciiTheme="majorBidi" w:hAnsiTheme="majorBidi"/>
@@ -2891,7 +2885,16 @@
           <w:bCs/>
           <w:color w:val="auto"/>
         </w:rPr>
-        <w:t>4.4 Analyse préliminaire des données</w:t>
+        <w:t>3</w:t>
+      </w:r>
+      <w:r>
+        <w:rPr>
+          <w:rFonts w:asciiTheme="majorBidi" w:hAnsiTheme="majorBidi"/>
+          <w:b/>
+          <w:bCs/>
+          <w:color w:val="auto"/>
+        </w:rPr>
+        <w:t>.4 Analyse préliminaire des données</w:t>
       </w:r>
       <w:bookmarkEnd w:id="7"/>
     </w:p>
@@ -4611,7 +4614,7 @@
           <w:color w:val="auto"/>
         </w:rPr>
       </w:pPr>
-      <w:bookmarkStart w:id="8" w:name="_Toc233975197"/>
+      <w:bookmarkStart w:id="8" w:name="_Toc234917851"/>
       <w:r>
         <w:rPr>
           <w:rFonts w:asciiTheme="majorBidi" w:hAnsiTheme="majorBidi"/>
@@ -4655,7 +4658,7 @@
           <w:color w:val="auto"/>
         </w:rPr>
       </w:pPr>
-      <w:bookmarkStart w:id="9" w:name="_Toc233975198"/>
+      <w:bookmarkStart w:id="9" w:name="_Toc234917852"/>
       <w:r>
         <w:rPr>
           <w:rFonts w:asciiTheme="majorBidi" w:hAnsiTheme="majorBidi"/>
@@ -4664,7 +4667,16 @@
           <w:color w:val="auto"/>
         </w:rPr>
         <w:lastRenderedPageBreak/>
-        <w:t>5.1 Fusion des fichiers du jeu de données</w:t>
+        <w:t>4</w:t>
+      </w:r>
+      <w:r>
+        <w:rPr>
+          <w:rFonts w:asciiTheme="majorBidi" w:hAnsiTheme="majorBidi"/>
+          <w:b/>
+          <w:bCs/>
+          <w:color w:val="auto"/>
+        </w:rPr>
+        <w:t>.1 Fusion des fichiers du jeu de données</w:t>
       </w:r>
       <w:bookmarkEnd w:id="9"/>
     </w:p>
@@ -4829,7 +4841,7 @@
           <w:color w:val="auto"/>
         </w:rPr>
       </w:pPr>
-      <w:bookmarkStart w:id="10" w:name="_Toc233975199"/>
+      <w:bookmarkStart w:id="10" w:name="_Toc234917853"/>
       <w:r>
         <w:rPr>
           <w:rFonts w:asciiTheme="majorBidi" w:hAnsiTheme="majorBidi"/>
@@ -4837,7 +4849,16 @@
           <w:bCs/>
           <w:color w:val="auto"/>
         </w:rPr>
-        <w:t>5.2 Analyse de la qualité des données</w:t>
+        <w:t>4</w:t>
+      </w:r>
+      <w:r>
+        <w:rPr>
+          <w:rFonts w:asciiTheme="majorBidi" w:hAnsiTheme="majorBidi"/>
+          <w:b/>
+          <w:bCs/>
+          <w:color w:val="auto"/>
+        </w:rPr>
+        <w:t>.2 Analyse de la qualité des données</w:t>
       </w:r>
       <w:bookmarkEnd w:id="10"/>
     </w:p>
@@ -5111,7 +5132,7 @@
           <w:color w:val="auto"/>
         </w:rPr>
       </w:pPr>
-      <w:bookmarkStart w:id="11" w:name="_Toc233975200"/>
+      <w:bookmarkStart w:id="11" w:name="_Toc234917854"/>
       <w:r>
         <w:rPr>
           <w:rFonts w:asciiTheme="majorBidi" w:hAnsiTheme="majorBidi"/>
@@ -5119,7 +5140,16 @@
           <w:bCs/>
           <w:color w:val="auto"/>
         </w:rPr>
-        <w:t>5.3 Suppression des doublons</w:t>
+        <w:t>4</w:t>
+      </w:r>
+      <w:r>
+        <w:rPr>
+          <w:rFonts w:asciiTheme="majorBidi" w:hAnsiTheme="majorBidi"/>
+          <w:b/>
+          <w:bCs/>
+          <w:color w:val="auto"/>
+        </w:rPr>
+        <w:t>.3 Suppression des doublons</w:t>
       </w:r>
       <w:bookmarkEnd w:id="11"/>
     </w:p>
@@ -5176,7 +5206,7 @@
           <w:color w:val="auto"/>
         </w:rPr>
       </w:pPr>
-      <w:bookmarkStart w:id="12" w:name="_Toc233975201"/>
+      <w:bookmarkStart w:id="12" w:name="_Toc234917855"/>
       <w:r>
         <w:rPr>
           <w:rFonts w:asciiTheme="majorBidi" w:hAnsiTheme="majorBidi"/>
@@ -5184,7 +5214,16 @@
           <w:bCs/>
           <w:color w:val="auto"/>
         </w:rPr>
-        <w:t>5.4 Traitement des valeurs infinies et des valeurs manquantes</w:t>
+        <w:t>4</w:t>
+      </w:r>
+      <w:r>
+        <w:rPr>
+          <w:rFonts w:asciiTheme="majorBidi" w:hAnsiTheme="majorBidi"/>
+          <w:b/>
+          <w:bCs/>
+          <w:color w:val="auto"/>
+        </w:rPr>
+        <w:t>.4 Traitement des valeurs infinies et des valeurs manquantes</w:t>
       </w:r>
       <w:bookmarkEnd w:id="12"/>
     </w:p>
@@ -5353,7 +5392,7 @@
           <w:color w:val="auto"/>
         </w:rPr>
       </w:pPr>
-      <w:bookmarkStart w:id="13" w:name="_Toc233975202"/>
+      <w:bookmarkStart w:id="13" w:name="_Toc234917856"/>
       <w:r>
         <w:rPr>
           <w:rFonts w:asciiTheme="majorBidi" w:hAnsiTheme="majorBidi"/>
@@ -5361,7 +5400,16 @@
           <w:bCs/>
           <w:color w:val="auto"/>
         </w:rPr>
-        <w:t>5.5 Encodage de la variable cible</w:t>
+        <w:t>4</w:t>
+      </w:r>
+      <w:r>
+        <w:rPr>
+          <w:rFonts w:asciiTheme="majorBidi" w:hAnsiTheme="majorBidi"/>
+          <w:b/>
+          <w:bCs/>
+          <w:color w:val="auto"/>
+        </w:rPr>
+        <w:t>.5 Encodage de la variable cible</w:t>
       </w:r>
       <w:bookmarkEnd w:id="13"/>
     </w:p>
@@ -5525,7 +5573,7 @@
           <w:color w:val="auto"/>
         </w:rPr>
       </w:pPr>
-      <w:bookmarkStart w:id="14" w:name="_Toc233975203"/>
+      <w:bookmarkStart w:id="14" w:name="_Toc234917857"/>
       <w:r>
         <w:rPr>
           <w:rFonts w:asciiTheme="majorBidi" w:hAnsiTheme="majorBidi"/>
@@ -5533,7 +5581,16 @@
           <w:bCs/>
           <w:color w:val="auto"/>
         </w:rPr>
-        <w:t>5.6 Séparation des données</w:t>
+        <w:t>4</w:t>
+      </w:r>
+      <w:r>
+        <w:rPr>
+          <w:rFonts w:asciiTheme="majorBidi" w:hAnsiTheme="majorBidi"/>
+          <w:b/>
+          <w:bCs/>
+          <w:color w:val="auto"/>
+        </w:rPr>
+        <w:t>.6 Séparation des données</w:t>
       </w:r>
       <w:bookmarkEnd w:id="14"/>
     </w:p>
@@ -5722,7 +5779,7 @@
           <w:color w:val="auto"/>
         </w:rPr>
       </w:pPr>
-      <w:bookmarkStart w:id="15" w:name="_Toc233975204"/>
+      <w:bookmarkStart w:id="15" w:name="_Toc234917858"/>
       <w:r>
         <w:rPr>
           <w:rFonts w:asciiTheme="majorBidi" w:hAnsiTheme="majorBidi"/>
@@ -5730,7 +5787,16 @@
           <w:bCs/>
           <w:color w:val="auto"/>
         </w:rPr>
-        <w:t>5.7 Résultat du prétraitement</w:t>
+        <w:t>4</w:t>
+      </w:r>
+      <w:r>
+        <w:rPr>
+          <w:rFonts w:asciiTheme="majorBidi" w:hAnsiTheme="majorBidi"/>
+          <w:b/>
+          <w:bCs/>
+          <w:color w:val="auto"/>
+        </w:rPr>
+        <w:t>.7 Résultat du prétraitement</w:t>
       </w:r>
       <w:bookmarkEnd w:id="15"/>
     </w:p>
@@ -7101,6 +7167,7 @@
   <w:style w:type="character" w:default="1" w:styleId="Policepardfaut">
     <w:name w:val="Default Paragraph Font"/>
     <w:uiPriority w:val="1"/>
+    <w:semiHidden/>
     <w:unhideWhenUsed/>
   </w:style>
   <w:style w:type="table" w:default="1" w:styleId="TableauNormal">
